--- a/submission/PeakATail_supplementary.docx
+++ b/submission/PeakATail_supplementary.docx
@@ -54,7 +54,7 @@
         <w:t xml:space="preserve">--seq-len</w:t>
       </w:r>
       <w:r>
-        <w:t xml:space="preserve">, the R2 read length). An em-dash means no verified measurement exists and the value is omitted rather than approximated (testis clip rates; testis/cohort per-BAM read counts; the cohort clip rate — its in-run 0.015% warning was a head-of-chr1 sampling artefact and is never repeated as fact).</w:t>
+        <w:t xml:space="preserve">, the R2 read length). An em-dash means no verified measurement exists and the value is omitted rather than approximated (testis clip rates; testis/cohort per-BAM read counts; and the cohort clip rate, whose in-run 0.015% warning was a head-of-chr1 sampling artefact and is never repeated as fact).</w:t>
       </w:r>
       <w:r>
         <w:t xml:space="preserve"> </w:t>
@@ -69,7 +69,7 @@
         <w:t xml:space="preserve"> </w:t>
       </w:r>
       <w:r>
-        <w:t xml:space="preserve">Clip rates where a verified value exists. The genome-wide qualifying rate on PBMC 10k v3 is 0.5730% (3,195,067 / 557,564,408 accepted cell-barcoded reads) — the corrected constant, superseding the 1.152% docstring figure. Hatched bars are the caller's head-sample QC estimator (first 200,000 cell-barcoded reads of a coordinate-sorted BAM), which reads 2.2565% on PBMC where its own criteria measure 0.5364% genome-wide (~4.2× head bias): estimator values are comparable only with each other, never with the genome-wide bar. pbmc4k's estimator value is 1.64× donor 1's — the evidence channel is richer on donor 2. Cohort scope: 17 GSM libraries = 14 patients; the pre-registered primary excludes MetBone (15 GSMs = 12 patients); cells shown are the Stage-3 curated set (29,063) and its label-confirmed subset (18,651; 64.2%), not a CellRanger estimate.</w:t>
+        <w:t xml:space="preserve">Clip rates where a verified value exists. The genome-wide qualifying rate on PBMC 10k v3 is 0.5730% (3,195,067 / 557,564,408 accepted cell-barcoded reads), the corrected constant, superseding the 1.152% docstring figure. Hatched bars are the caller's head-sample QC estimator (first 200,000 cell-barcoded reads of a coordinate-sorted BAM), which reads 2.2565% on PBMC where its own criteria measure 0.5364% genome-wide (~4.2× head bias): estimator values are comparable only with each other, never with the genome-wide bar. pbmc4k's estimator value is 1.64× donor 1's: the evidence channel is richer on donor 2. Cohort scope: 17 GSM libraries = 14 patients; the pre-registered primary excludes MetBone (15 GSMs = 12 patients); cells shown are the Stage-3 curated set (29,063) and its label-confirmed subset (18,651; 64.2%), not a CellRanger estimate.</w:t>
       </w:r>
     </w:p>
     <w:p>
@@ -156,7 +156,7 @@
         <w:t xml:space="preserve"> </w:t>
       </w:r>
       <w:r>
-        <w:t xml:space="preserve">The ~90–105 nt tier-2 coverage offset (10x R2 coverage runs out before the poly(A) junction), measured on the development slices: four independent estimates agree (tool auto-offset 103 PBMC / 87 mouse; post-hoc argmax +95 on atlas P@10 and on Kinnex t5 P@10 — t5 = ≥5 long-read records at the terminus, not de-duplicated UMIs); the signed-distance mode moves to ~0 when corrected, and the tier-1 control sits at +0, so the offset is real and tier-2-specific.</w:t>
+        <w:t xml:space="preserve">The ~90–105 nt tier-2 coverage offset (10x R2 coverage runs out before the poly(A) junction), measured on the development slices: four independent estimates agree (tool auto-offset 103 PBMC / 87 mouse; post-hoc argmax +95 on atlas P@10 and on Kinnex t5 P@10, where t5 = ≥5 long-read records at the terminus, not de-duplicated UMIs); the signed-distance mode moves to ~0 when corrected, and the tier-1 control sits at +0, so the offset is real and tier-2-specific.</w:t>
       </w:r>
       <w:r>
         <w:t xml:space="preserve"> </w:t>
@@ -171,7 +171,7 @@
         <w:t xml:space="preserve"> </w:t>
       </w:r>
       <w:r>
-        <w:t xml:space="preserve">correcting it triples tier-2 P@10 but fails every pre-registered acceptance criterion (atlas-agreement P@100 remains ~0.085 vs null 0.028 on PBMC, no recall gain, internal-priming decoy rate more than triples); nothing is adopted — the disposition is to report inferred cleavage, not to move calls. Caveats: the census ran on development slices (the PBMC slice is clip-richer than the genome), so whether the offset holds for all 166,355 full-BAM tier-2 sites is an inference, not a measurement; the underlying sweep is provisional pending its own verifier.</w:t>
+        <w:t xml:space="preserve">correcting it triples tier-2 P@10 but fails every pre-registered acceptance criterion (atlas-agreement P@100 remains ~0.085 vs null 0.028 on PBMC, no recall gain, internal-priming decoy rate more than triples); nothing is adopted: the disposition is to report inferred cleavage, not to move calls. Caveats: the census ran on development slices (the PBMC slice is clip-richer than the genome), so whether the offset holds for all 166,355 full-BAM tier-2 sites is an inference, not a measurement; the underlying sweep is provisional pending its own verifier.</w:t>
       </w:r>
     </w:p>
     <w:p>
@@ -198,7 +198,7 @@
         <w:t xml:space="preserve"> </w:t>
       </w:r>
       <w:r>
-        <w:t xml:space="preserve">Against the 18,432,135-entry PolyASite dump with whole-peak-interval matching, five peak-calling strategies scored 0.996–1.000 (spread &lt;0.004) while width-matched shuffled peaks already scored 0.62–0.75, and the two retired figures computed different nulls for the same arm (0.615 vs 0.753) — under that regime the benchmark can rank nothing. Scored at the strand-matched 3′-most base against the curated PolyASite 2.0 representative sites, the same five arms separate (P@100 0.355–0.492) over one reconciled null (0.020–0.024).</w:t>
+        <w:t xml:space="preserve">Against the 18,432,135-entry PolyASite dump with whole-peak-interval matching, five peak-calling strategies scored 0.996–1.000 (spread &lt;0.004) while width-matched shuffled peaks already scored 0.62–0.75, and the two retired figures computed different nulls for the same arm (0.615 vs 0.753); under that regime the benchmark can rank nothing. Scored at the strand-matched 3′-most base against the curated PolyASite 2.0 representative sites, the same five arms separate (P@100 0.355–0.492) over one reconciled null (0.020–0.024).</w:t>
       </w:r>
       <w:r>
         <w:t xml:space="preserve"> </w:t>
@@ -213,7 +213,7 @@
         <w:t xml:space="preserve"> </w:t>
       </w:r>
       <w:r>
-        <w:t xml:space="preserve">Reference density recomputed on the curated point reference: 2.26% of gene-body bp lies within 100 bp of a same-strand curated site, and the measured null mean (0.0219) equals that local density within 3% — chance in this benchmark</w:t>
+        <w:t xml:space="preserve">Reference density recomputed on the curated point reference: 2.26% of gene-body bp lies within 100 bp of a same-strand curated site, and the measured null mean (0.0219) equals that local density within 3%: chance in this benchmark</w:t>
       </w:r>
       <w:r>
         <w:t xml:space="preserve"> </w:t>
@@ -258,7 +258,7 @@
         <w:t xml:space="preserve"> </w:t>
       </w:r>
       <w:r>
-        <w:t xml:space="preserve">null accompanies every verified score TSV: the pre-registered default scores 0.7062 / 0.7450 / 0.7572 against nulls of 0.0217 / 0.0139 / 0.0138 (33–55× chance), and every competitor is scored with its own identically built null. Caveats: panel a's left group is the retired record, shown solely as the discrepancy being reconciled — none of its values may be quoted as benchmark results; the null≈density ratio (0.97 at 100 bp) is a consistency observation of this recompute, not an independently verified claim; the density denominator is the merged gene-body space the null shuffle actually uses (1.80 Gb), not the whole genome; scUTRquant is catalog-based and unranked; SCAPTURE mouse 2 is not plotted (site-level run scored 0.672; only mouse 1 carries a verified null-bearing row).</w:t>
+        <w:t xml:space="preserve">null accompanies every verified score TSV: the pre-registered default scores 0.7062 / 0.7450 / 0.7572 against nulls of 0.0217 / 0.0139 / 0.0138 (33–55× chance), and every competitor is scored with its own identically built null. Caveats: panel a's left group is the retired record, shown solely as the discrepancy being reconciled, and none of its values may be quoted as benchmark results; the null≈density ratio (0.97 at 100 bp) is a consistency observation of this recompute, not an independently verified claim; the density denominator is the merged gene-body space the null shuffle actually uses (1.80 Gb), not the whole genome; scUTRquant is catalog-based and unranked; SCAPTURE mouse 2 is not plotted (site-level run scored 0.672; only mouse 1 carries a verified null-bearing row).</w:t>
       </w:r>
     </w:p>
     <w:p>
@@ -306,7 +306,7 @@
         <w:t xml:space="preserve"> </w:t>
       </w:r>
       <w:r>
-        <w:t xml:space="preserve">Gate P@100 ≥ 0.50: PASS at 0.8279 (38× its null) — the gate now holds on four libraries; the ≥1-molecule arm again has the higher F1_det (0.2635 vs 0.1948), so ≥2 molecules remains a reliability choice, not the F1 optimum.</w:t>
+        <w:t xml:space="preserve">Gate P@100 ≥ 0.50: PASS at 0.8279 (38× its null), so the gate now holds on four libraries; the ≥1-molecule arm again has the higher F1_det (0.2635 vs 0.1948), so ≥2 molecules remains a reliability choice, not the F1 optimum.</w:t>
       </w:r>
       <w:r>
         <w:t xml:space="preserve"> </w:t>
@@ -321,7 +321,7 @@
         <w:t xml:space="preserve"> </w:t>
       </w:r>
       <w:r>
-        <w:t xml:space="preserve">Cross-donor concordance per the pre-registered protocol, both directions, never one alone: 84.2% of donor-2 default calls have a strand-matched donor-1 call within 100 bp (81.3% at 25 bp; ~361× the genic-shuffle null); the reverse direction is 39.9% against its 44.4% arithmetic ceiling (donor 1 emits 46,524 calls to donor 2's 20,672 — call-count arithmetic, not disagreement).</w:t>
+        <w:t xml:space="preserve">Cross-donor concordance per the pre-registered protocol, both directions, never one alone: 84.2% of donor-2 default calls have a strand-matched donor-1 call within 100 bp (81.3% at 25 bp; ~361× the genic-shuffle null); the reverse direction is 39.9% against its 44.4% arithmetic ceiling (donor 1 emits 46,524 calls to donor 2's 20,672, i.e. call-count arithmetic, not disagreement).</w:t>
       </w:r>
       <w:r>
         <w:t xml:space="preserve"> </w:t>
@@ -336,7 +336,7 @@
         <w:t xml:space="preserve"> </w:t>
       </w:r>
       <w:r>
-        <w:t xml:space="preserve">The matched-call-count control, drawn so it cannot be buried: donor 1's default cut to donor 2's call count by any route scores P@100 0.886–0.907 with R_det 0.112–0.124, dominating donor 2 on both axes — donor 2's higher headline atlas-agreement precision is an operating-point effect.</w:t>
+        <w:t xml:space="preserve">The matched-call-count control, drawn so it cannot be buried: donor 1's default cut to donor 2's call count by any route scores P@100 0.886–0.907 with R_det 0.112–0.124, dominating donor 2 on both axes, so donor 2's higher headline atlas-agreement precision is an operating-point effect.</w:t>
       </w:r>
       <w:r>
         <w:t xml:space="preserve"> </w:t>
@@ -423,7 +423,7 @@
         <w:pStyle w:val="FirstParagraph"/>
       </w:pPr>
       <w:r>
-        <w:t xml:space="preserve">Input: the final PBMC 10k v3 precision default (46,524 sites on primary contigs). The definition, committed before any number existed — clip-supported ∧ ≥2 molecules ∧ not internal priming ∧ canonical hexamer at −40..−5 ∧ ≥100 bp from any PolyASite 2.0 site (PolyA_DB, hg19-only, could not be used) — yields 7,259 trusted-novel sites (15.6%). Truth: Kinnex x3p poly(A)-verified 3′ ends (different donors), hit = within 25 bp, same strand, at ≥5 supporting long-read records at the terminus (not de-duplicated UMIs).</w:t>
+        <w:t xml:space="preserve">Input: the final PBMC 10k v3 precision default (46,524 sites on primary contigs). The definition, committed before any number existed, was clip-supported ∧ ≥2 molecules ∧ not internal priming ∧ canonical hexamer at −40..−5 ∧ ≥100 bp from any PolyASite 2.0 site (PolyA_DB, hg19-only, could not be used); it yields 7,259 trusted-novel sites (15.6%). Truth: Kinnex x3p poly(A)-verified 3′ ends (different donors), hit = within 25 bp, same strand, at ≥5 supporting long-read records at the terminus (not de-duplicated UMIs).</w:t>
       </w:r>
       <w:r>
         <w:t xml:space="preserve"> </w:t>
@@ -483,7 +483,7 @@
         <w:t xml:space="preserve"> </w:t>
       </w:r>
       <w:r>
-        <w:t xml:space="preserve">Concordance by feature class and molecule support — exploratory only; never call a de novo site "trusted" on its strength. Caveats that travel: this is a negative result and is written as one — 0.485 vs the ≥0.70 target, missed under every truth choice at the pre-registered 25 bp window (GEM-X 0.515, pooled 0.582; the 50/100 bp pooled values are not the pre-registered window); donor mismatch cannot explain the gap (the atlas-known complement scores 0.894 on the same truth), though truth is site-level and donor-mismatched, which caps the attainable fraction; enrichment over the null (65–179×, empirical p at the 1/11 floor) does not rescue an absolute-fraction target; the hexamer adds +0.046 overall but nothing among atlas-novel sites (hexamer-fail 0.487) — the novelty criterion selects the sites the long reads see least; the residual class survives both internal-priming rules — added on top of the shipped filter, a Kinnex-style A-richness rule removes 31 of 46,524 default sites, a no-op — so the internal-priming diagnosis, chosen after seeing the data, remains a hypothesis (decoy-proximal sites are less concordant, 0.39 vs 0.52: a plausible mechanism, not a proven one); the v1→v2 change (0.521 → 0.485) is descriptive, not a test; single PBMC donor, single BAM.</w:t>
+        <w:t xml:space="preserve">Concordance by feature class and molecule support, exploratory only; never call a de novo site "trusted" on its strength. Caveats that travel: this is a negative result and is written as one, 0.485 vs the ≥0.70 target, missed under every truth choice at the pre-registered 25 bp window (GEM-X 0.515, pooled 0.582; the 50/100 bp pooled values are not the pre-registered window); donor mismatch cannot explain the gap (the atlas-known complement scores 0.894 on the same truth), though truth is site-level and donor-mismatched, which caps the attainable fraction; enrichment over the null (65–179×, empirical p at the 1/11 floor) does not rescue an absolute-fraction target; the hexamer adds +0.046 overall but nothing among atlas-novel sites (hexamer-fail 0.487), because the novelty criterion selects the sites the long reads see least; the residual class survives both internal-priming rules (added on top of the shipped filter, a Kinnex-style A-richness rule removes 31 of 46,524 default sites, a no-op), so the internal-priming diagnosis, chosen after seeing the data, remains a hypothesis (decoy-proximal sites are less concordant, 0.39 vs 0.52: a plausible mechanism, not a proven one); the v1→v2 change (0.521 → 0.485) is descriptive, not a test; single PBMC donor, single BAM.</w:t>
       </w:r>
     </w:p>
     <w:p>
@@ -510,7 +510,7 @@
         <w:t xml:space="preserve"> </w:t>
       </w:r>
       <w:r>
-        <w:t xml:space="preserve">Every PBMC 10k v3 arm from the verified compute registry. Rule in force: never quote wall time without the concurrency disclosure — the v2 arm wall times (34:37 no-IP, 32:59 IP) were measured with all four benchmark arms running concurrently; the uncontended single run is 27:43 — and peak RSS is the production number: 293.7 GB (v1) → 12.53 GB (v2), 23.5×. v1 exceeded the pre-registered 150 GB stop signal and was profiled rather than shipped (a ≥300 GB node, ~1.4 cores despite</w:t>
+        <w:t xml:space="preserve">Every PBMC 10k v3 arm from the verified compute registry. Rule in force: never quote wall time without the concurrency disclosure. The v2 arm wall times (34:37 no-IP, 32:59 IP) were measured with all four benchmark arms running concurrently, and the uncontended single run is 27:43. Peak RSS is the production number: 293.7 GB (v1) → 12.53 GB (v2), 23.5×. v1 exceeded the pre-registered 150 GB stop signal and was profiled rather than shipped (a ≥300 GB node, ~1.4 cores despite</w:t>
       </w:r>
       <w:r>
         <w:t xml:space="preserve"> </w:t>
@@ -570,7 +570,7 @@
         <w:pStyle w:val="FirstParagraph"/>
       </w:pPr>
       <w:r>
-        <w:t xml:space="preserve">Same harness as Fig 4 (testis mouse 1; 20 shared label permutations; no permutation re-run — all panels read the verified TSVs, except the declared recomputation in b).</w:t>
+        <w:t xml:space="preserve">Same harness as Fig 4 (testis mouse 1; 20 shared label permutations; no permutation re-run, all panels reading the verified TSVs except the declared recomputation in b).</w:t>
       </w:r>
       <w:r>
         <w:t xml:space="preserve"> </w:t>
@@ -600,7 +600,7 @@
         <w:t xml:space="preserve"> </w:t>
       </w:r>
       <w:r>
-        <w:t xml:space="preserve">B0 stratified by a label-independent expression measure: every stratum is below the 5% nominal rate — never anti-conservative at any expression level (recomputed 2.5–4.0% under a declared binning; the verified range is 2.6–4.0% and the original bin edges were not persisted — stated caveat; the pooled rate reproduces the verified 3.03% exactly).</w:t>
+        <w:t xml:space="preserve">B0 stratified by a label-independent expression measure: every stratum is below the 5% nominal rate, never anti-conservative at any expression level (recomputed 2.5–4.0% under a declared binning; the verified range is 2.6–4.0% and the original bin edges were not persisted, a stated caveat; the pooled rate reproduces the verified 3.03% exactly).</w:t>
       </w:r>
       <w:r>
         <w:t xml:space="preserve"> </w:t>
@@ -687,7 +687,7 @@
         <w:t xml:space="preserve"> </w:t>
       </w:r>
       <w:r>
-        <w:t xml:space="preserve">PBMC 10k v3: clustering on all 275,370 PAS-site counts recovers GEX marker cell types (AMI 0.708, ARI 0.502) — but summing the same counts to 14,891 per-gene totals, discarding all site-level resolution, recovers them just as well (AMI 0.6978; k-matched 0.7878 vs 0.7602). Site resolution adds nothing, so the recovery is 3′-end expression signal re-encoded, not isoform choice; the positive result never appears without this ablation on the same axis.</w:t>
+        <w:t xml:space="preserve">PBMC 10k v3: clustering on all 275,370 PAS-site counts recovers GEX marker cell types (AMI 0.708, ARI 0.502), but summing the same counts to 14,891 per-gene totals, discarding all site-level resolution, recovers them just as well (AMI 0.6978; k-matched 0.7878 vs 0.7602). Site resolution adds nothing, so the recovery is 3′-end expression signal re-encoded, not isoform choice; the positive result never appears without this ablation on the same axis.</w:t>
       </w:r>
       <w:r>
         <w:t xml:space="preserve"> </w:t>
@@ -717,7 +717,7 @@
         <w:t xml:space="preserve"> </w:t>
       </w:r>
       <w:r>
-        <w:t xml:space="preserve">The retired parameter sweep's one durable finding: Leiden resolution dominates cluster count (+112.5% median, 17/17 datasets) while every annotation-trim knob is at least 8× smaller. Caveats that travel: the reference partition is marker-derived, not curated truth; per-site counts carry gene abundance, and panel a shows abundance suffices — no isoform-choice signal is demonstrated; concordance is scored on GEX-labelled cells only (median coverage 0.498; coverage does not drive agreement, ρ −0.34, p 0.18); no stage effect is claimed; the isoform-only usage-fraction spaces are excluded (mis-keyed matrices, re-run pending; the ablation verdict does not depend on them);</w:t>
+        <w:t xml:space="preserve">The retired parameter sweep's one durable finding: Leiden resolution dominates cluster count (+112.5% median, 17/17 datasets) while every annotation-trim knob is at least 8× smaller. Caveats that travel: the reference partition is marker-derived, not curated truth; per-site counts carry gene abundance, and panel a shows abundance suffices, so no isoform-choice signal is demonstrated; concordance is scored on GEX-labelled cells only (median coverage 0.498; coverage does not drive agreement, ρ −0.34, p 0.18); no stage effect is claimed; the isoform-only usage-fraction spaces are excluded (mis-keyed matrices, re-run pending; the ablation verdict does not depend on them);</w:t>
       </w:r>
       <w:r>
         <w:t xml:space="preserve"> </w:t>
@@ -732,7 +732,7 @@
         <w:t xml:space="preserve"> </w:t>
       </w:r>
       <w:r>
-        <w:t xml:space="preserve">is proven byte-identically inert on the lambda strategies, so no prominence arm of the retired sweep could have been informative; the library-size bar's median must not be quoted alone (per-dataset range −41.7% to +93.3%); cluster count is a granularity proxy — nothing here says cell assignments are stable across knobs.</w:t>
+        <w:t xml:space="preserve">is proven byte-identically inert on the lambda strategies, so no prominence arm of the retired sweep could have been informative; the library-size bar's median must not be quoted alone (per-dataset range −41.7% to +93.3%); cluster count is a granularity proxy, and nothing here says cell assignments are stable across knobs.</w:t>
       </w:r>
     </w:p>
     <w:p>
@@ -759,7 +759,7 @@
         <w:t xml:space="preserve"> </w:t>
       </w:r>
       <w:r>
-        <w:t xml:space="preserve">Timeline. The original two-sided gate (P@100 ≥ 0.38 AND F1_det &gt; 0.261) was fixed one day before the run it judged; the stale Stage-2 run failed it in full. The ≥2-molecule threshold was then examined in a sweep created 12 minutes after that FAIL was recorded — post hoc, full stop — and is disclosed as such: it informed the choice and is never cited as a result. The precision-first default and its P@100 ≥ 0.50 gate were committed (</w:t>
+        <w:t xml:space="preserve">Timeline. The original two-sided gate (P@100 ≥ 0.38 AND F1_det &gt; 0.261) was fixed one day before the run it judged; the stale Stage-2 run failed it in full. The ≥2-molecule threshold was then examined in a sweep created 12 minutes after that FAIL was recorded, post hoc, full stop, and is disclosed as such: it informed the choice and is never cited as a result. The precision-first default and its P@100 ≥ 0.50 gate were committed (</w:t>
       </w:r>
       <w:r>
         <w:rPr>
@@ -768,7 +768,7 @@
         <w:t xml:space="preserve">0e27b1a</w:t>
       </w:r>
       <w:r>
-        <w:t xml:space="preserve">, 01:18:59, git-verified) 1:40:37 before the final arms started; the v1 run passed on all three call sets, and the v2 re-run (gates unchanged) passed again while the original 0.38 floor kept failing on every ≥1-molecule output — both facts shown, neither hidden. Three further pre-registrations followed, each written before its number existed: the prime adoption criterion, the second-donor test (driver frozen 19 minutes before the caller started) and the 3′UTR singleton promotion. Outcomes: pbmc4k PASS 0.8279; prime FAIL at Δ 0.000000 — a byte-identity, not a regression, because the criterion was drafted against a v2 default that never existed; singleton PENDING, flag default OFF.</w:t>
+        <w:t xml:space="preserve">, 01:18:59, git-verified) 1:40:37 before the final arms started; the v1 run passed on all three call sets, and the v2 re-run (gates unchanged) passed again while the original 0.38 floor kept failing on every ≥1-molecule output; both facts are shown, neither hidden. Three further pre-registrations followed, each written before its number existed: the prime adoption criterion, the second-donor test (driver frozen 19 minutes before the caller started) and the 3′UTR singleton promotion. Outcomes: pbmc4k PASS 0.8279; prime FAIL at Δ 0.000000, a byte-identity and not a regression, because the criterion was drafted against a v2 default that never existed; singleton PENDING, flag default OFF.</w:t>
       </w:r>
       <w:r>
         <w:t xml:space="preserve"> </w:t>
@@ -783,7 +783,7 @@
         <w:t xml:space="preserve"> </w:t>
       </w:r>
       <w:r>
-        <w:t xml:space="preserve">The gate table drawn: every pre-registered gate, every arm, every value, every verdict — including both FAILs and the untested pre-registration. Caveats: markers for documents that record a date but no clock time sit at display positions, flagged in the audit TSV; Stage-2 values are quoted from their (superseded) record, everything else re-read programmatically from score TSVs; verdicts are encoded as glyphs, never colour alone.</w:t>
+        <w:t xml:space="preserve">The gate table drawn: every pre-registered gate, every arm, every value, every verdict, including both FAILs and the untested pre-registration. Caveats: markers for documents that record a date but no clock time sit at display positions, flagged in the audit TSV; Stage-2 values are quoted from their (superseded) record, everything else re-read programmatically from score TSVs; verdicts are encoded as glyphs, never colour alone.</w:t>
       </w:r>
     </w:p>
     <w:p>
@@ -843,7 +843,7 @@
         <w:t xml:space="preserve"> </w:t>
       </w:r>
       <w:r>
-        <w:t xml:space="preserve">Headline: prime's default reproduces v2's manuscript arm byte for byte (md5-identical call files on all four libraries), so the pre-registered adoption criterion FAILS with every Δ exactly 0.000000 — no new accuracy, and no regression; do not restate the criterion to make it pass. What prime's default changes is what a user gets by typing nothing: flagless PBMC P@100 0.5907 → 0.7062 for R_det 0.1911 → 0.1754, Kinnex ≥5-record concordance 0.6081 → 0.7647, decoy rate 0.3122 → 0.1300 — the one axis in the benchmark where atlas and long reads move together.</w:t>
+        <w:t xml:space="preserve">Headline: prime's default reproduces v2's manuscript arm byte for byte (md5-identical call files on all four libraries), so the pre-registered adoption criterion FAILS with every Δ exactly 0.000000: no new accuracy, and no regression; do not restate the criterion to make it pass. What prime's default changes is what a user gets by typing nothing: flagless PBMC P@100 0.5907 → 0.7062 for R_det 0.1911 → 0.1754, Kinnex ≥5-record concordance 0.6081 → 0.7647, decoy rate 0.3122 → 0.1300, the one axis in the benchmark where atlas and long reads move together.</w:t>
       </w:r>
       <w:r>
         <w:t xml:space="preserve"> </w:t>
@@ -873,7 +873,7 @@
         <w:t xml:space="preserve"> </w:t>
       </w:r>
       <w:r>
-        <w:t xml:space="preserve">The same at the pre-registered precision default (tier 1 ∩ internal-priming-pass ∩ ≥2 clip molecules): shipped is greyed out because it cannot emit this output at all (its BED score column is 0 everywhere), the hollow markers are v2 run with no behaviour flag — what a user gets by typing nothing — and the v1 → v2 precision deltas are printed at true size (−0.0105 PBMC, +0.0036 / +0.0018 mice).</w:t>
+        <w:t xml:space="preserve">The same at the pre-registered precision default (tier 1 ∩ internal-priming-pass ∩ ≥2 clip molecules): shipped is greyed out because it cannot emit this output at all (its BED score column is 0 everywhere), the hollow markers are v2 run with no behaviour flag (what a user gets by typing nothing), and the v1 → v2 precision deltas are printed at true size (−0.0105 PBMC, +0.0036 / +0.0018 mice).</w:t>
       </w:r>
       <w:r>
         <w:t xml:space="preserve"> </w:t>
@@ -930,7 +930,7 @@
         <w:t xml:space="preserve"> </w:t>
       </w:r>
       <w:r>
-        <w:t xml:space="preserve">Matched call count under each version's own shipped ranking, with tie-break exposure drawn: hatched bars are tie-decided and are not like-for-like (on PBMC at N = 46,544 v1 cuts at 1 clip molecule with 117,243 sites tied and only 2,131 kept, while v2 and prime cut at 2 molecules and keep 16,718 of 16,718). Same library, same budget, same code, only the ranking key differing: 0.7062 by clip molecules against 0.3857 by UMI depth — the clip evidence is what makes the ranking work.</w:t>
+        <w:t xml:space="preserve">Matched call count under each version's own shipped ranking, with tie-break exposure drawn: hatched bars are tie-decided and are not like-for-like (on PBMC at N = 46,544 v1 cuts at 1 clip molecule with 117,243 sites tied and only 2,131 kept, while v2 and prime cut at 2 molecules and keep 16,718 of 16,718). Same library, same budget, same code, only the ranking key differing: 0.7062 by clip molecules against 0.3857 by UMI depth: the clip evidence is what makes the ranking work.</w:t>
       </w:r>
       <w:r>
         <w:t xml:space="preserve"> </w:t>
@@ -960,7 +960,7 @@
         <w:t xml:space="preserve"> </w:t>
       </w:r>
       <w:r>
-        <w:t xml:space="preserve">The reliability axis on the PBMC 10k v3 ≥2-molecule output: atlas-agreement precision beside Kinnex x3p long-read concordance at ≥5 and ≥20 UMI and the fraction of calls sitting at a Kinnex internal-priming decoy (lower is better). The four bars are not at equal call count and a fraction-of-calls read-out falls with n, so the flagless bar is read against matched-budget, matched-precision and matched-recall controls computed on the same scorer. Caveats that travel: v1 → v2 is a bug fix, not an accuracy gain — PBMC atlas-agreement precision falls 0.0105 and Kinnex concordance falls with it, and it must be drawn and quoted as a correctness change; the flagless comparison (panels b, c, g) is not pre-registered and exists on PBMC 10k v3 only, so quote it as "what changes for a user who types nothing", never as a gain over the manuscript arm; prime is an unmerged branch that cannot retroactively become the pre-registered default, and nothing on this figure changes a manuscript number; atlas precision is atlas agreement, not truth; Kinnex truth is from donors other than either PBMC library and the two mouse libraries have no long-read truth, so panel g is human-only; shipped and v1 were never run on pbmc4k and no such run was fabricated; shipped cannot be ranked by clip molecules and therefore has no ≥2-molecule arm anywhere on this figure, which is a property of the pre-Stage-1 caller and not a gap in the benchmark; wall time is not comparable across version sets (v2 concurrent, prime sequential with BLAS pinned to one thread) — peak RSS is.</w:t>
+        <w:t xml:space="preserve">The reliability axis on the PBMC 10k v3 ≥2-molecule output: atlas-agreement precision beside Kinnex x3p long-read concordance at ≥5 and ≥20 UMI and the fraction of calls sitting at a Kinnex internal-priming decoy (lower is better). The four bars are not at equal call count and a fraction-of-calls read-out falls with n, so the flagless bar is read against matched-budget, matched-precision and matched-recall controls computed on the same scorer. Caveats that travel: v1 → v2 is a bug fix, not an accuracy gain, because PBMC atlas-agreement precision falls 0.0105 and Kinnex concordance falls with it, and it must be drawn and quoted as a correctness change; the flagless comparison (panels b, c, g) is not pre-registered and exists on PBMC 10k v3 only, so quote it as "what changes for a user who types nothing", never as a gain over the manuscript arm; prime is an unmerged branch that cannot retroactively become the pre-registered default, and nothing on this figure changes a manuscript number; atlas precision is atlas agreement, not truth; Kinnex truth is from donors other than either PBMC library and the two mouse libraries have no long-read truth, so panel g is human-only; shipped and v1 were never run on pbmc4k and no such run was fabricated; shipped cannot be ranked by clip molecules and therefore has no ≥2-molecule arm anywhere on this figure, which is a property of the pre-Stage-1 caller and not a gap in the benchmark; wall time is not comparable across version sets (v2 concurrent, prime sequential with BLAS pinned to one thread); peak RSS is.</w:t>
       </w:r>
     </w:p>
     <w:p>
@@ -987,7 +987,7 @@
         <w:t xml:space="preserve"> </w:t>
       </w:r>
       <w:r>
-        <w:t xml:space="preserve">[In preparation — referenced from Methods ("Benchmark protocol"). The content exists in the verified run registry and run logs and needs collation; competitor version numbers are not recorded in the quotable evidence base and must be read from the run logs, never reconstructed from memory.]</w:t>
+        <w:t xml:space="preserve">[In preparation, referenced from Methods ("Benchmark protocol"). The content exists in the verified run registry and run logs and needs collation; competitor version numbers are not recorded in the quotable evidence base and must be read from the run logs, never reconstructed from memory.]</w:t>
       </w:r>
     </w:p>
     <w:sectPr>
@@ -1257,6 +1257,10 @@
   <w:style w:type="paragraph" w:default="1" w:styleId="Normal">
     <w:name w:val="Normal"/>
     <w:qFormat/>
+    <w:pPr>
+      <w:spacing w:before="0" w:after="160" w:line="276" w:lineRule="auto"/>
+      <w:jc w:val="both"/>
+    </w:pPr>
   </w:style>
   <w:style w:type="paragraph" w:styleId="BodyText">
     <w:name w:val="Body Text"/>
@@ -1264,6 +1268,7 @@
     <w:link w:val="BodyTextChar"/>
     <w:pPr>
       <w:spacing w:before="0" w:after="160" w:line="276" w:lineRule="auto"/>
+      <w:jc w:val="both"/>
     </w:pPr>
     <w:qFormat/>
   </w:style>
@@ -1274,6 +1279,7 @@
     <w:qFormat/>
     <w:pPr>
       <w:spacing w:before="0" w:after="160" w:line="276" w:lineRule="auto"/>
+      <w:jc w:val="both"/>
     </w:pPr>
   </w:style>
   <w:style w:type="paragraph" w:customStyle="1" w:styleId="Compact">
@@ -1282,6 +1288,7 @@
     <w:qFormat/>
     <w:pPr>
       <w:spacing w:before="0" w:after="64" w:line="276" w:lineRule="auto"/>
+      <w:jc w:val="both"/>
     </w:pPr>
   </w:style>
   <w:style w:type="paragraph" w:styleId="Title">
@@ -1379,13 +1386,14 @@
       <w:keepNext/>
       <w:keepLines/>
       <w:outlineLvl w:val="0"/>
+      <w:jc w:val="left"/>
     </w:pPr>
     <w:rPr>
       <w:rFonts w:ascii="Times New Roman" w:hAnsi="Times New Roman" w:eastAsia="Times New Roman" w:cs="Times New Roman"/>
       <w:b/>
       <w:bCs/>
-      <w:sz w:val="28"/>
-      <w:szCs w:val="28"/>
+      <w:sz w:val="24"/>
+      <w:szCs w:val="24"/>
     </w:rPr>
   </w:style>
   <w:style w:type="paragraph" w:styleId="Heading2">
@@ -1400,6 +1408,7 @@
       <w:keepNext/>
       <w:keepLines/>
       <w:outlineLvl w:val="1"/>
+      <w:jc w:val="left"/>
     </w:pPr>
     <w:rPr>
       <w:rFonts w:ascii="Times New Roman" w:hAnsi="Times New Roman" w:eastAsia="Times New Roman" w:cs="Times New Roman"/>
@@ -1421,6 +1430,7 @@
       <w:keepNext/>
       <w:keepLines/>
       <w:outlineLvl w:val="2"/>
+      <w:jc w:val="left"/>
     </w:pPr>
     <w:rPr>
       <w:rFonts w:ascii="Times New Roman" w:hAnsi="Times New Roman" w:eastAsia="Times New Roman" w:cs="Times New Roman"/>
@@ -1428,8 +1438,8 @@
       <w:bCs/>
       <w:i/>
       <w:iCs/>
-      <w:sz w:val="22"/>
-      <w:szCs w:val="22"/>
+      <w:sz w:val="24"/>
+      <w:szCs w:val="24"/>
     </w:rPr>
   </w:style>
   <w:style w:type="paragraph" w:styleId="Heading4">
@@ -1444,13 +1454,14 @@
       <w:keepNext/>
       <w:keepLines/>
       <w:outlineLvl w:val="3"/>
+      <w:jc w:val="left"/>
     </w:pPr>
     <w:rPr>
       <w:rFonts w:ascii="Times New Roman" w:hAnsi="Times New Roman" w:eastAsia="Times New Roman" w:cs="Times New Roman"/>
       <w:i/>
       <w:iCs/>
-      <w:sz w:val="22"/>
-      <w:szCs w:val="22"/>
+      <w:sz w:val="24"/>
+      <w:szCs w:val="24"/>
     </w:rPr>
   </w:style>
   <w:style w:type="paragraph" w:styleId="Heading5">
@@ -1465,13 +1476,14 @@
       <w:keepNext/>
       <w:keepLines/>
       <w:outlineLvl w:val="4"/>
+      <w:jc w:val="left"/>
     </w:pPr>
     <w:rPr>
       <w:rFonts w:ascii="Times New Roman" w:hAnsi="Times New Roman" w:eastAsia="Times New Roman" w:cs="Times New Roman"/>
       <w:i/>
       <w:iCs/>
-      <w:sz w:val="22"/>
-      <w:szCs w:val="22"/>
+      <w:sz w:val="24"/>
+      <w:szCs w:val="24"/>
     </w:rPr>
   </w:style>
   <w:style w:type="paragraph" w:styleId="Heading6">
@@ -1486,13 +1498,14 @@
       <w:keepNext/>
       <w:keepLines/>
       <w:outlineLvl w:val="5"/>
+      <w:jc w:val="left"/>
     </w:pPr>
     <w:rPr>
       <w:rFonts w:ascii="Times New Roman" w:hAnsi="Times New Roman" w:eastAsia="Times New Roman" w:cs="Times New Roman"/>
       <w:i/>
       <w:iCs/>
-      <w:sz w:val="22"/>
-      <w:szCs w:val="22"/>
+      <w:sz w:val="24"/>
+      <w:szCs w:val="24"/>
     </w:rPr>
   </w:style>
   <w:style w:type="paragraph" w:styleId="Heading7">
@@ -1563,8 +1576,9 @@
     <w:unhideWhenUsed/>
     <w:qFormat/>
     <w:pPr>
-      <w:spacing w:before="100" w:after="100"/>
+      <w:spacing w:before="0" w:after="160" w:line="276" w:lineRule="auto"/>
       <w:ind w:firstLine="0" w:left="480" w:right="480"/>
+      <w:jc w:val="both"/>
     </w:pPr>
   </w:style>
   <w:style w:type="paragraph" w:styleId="FootnoteText">
@@ -1698,6 +1712,7 @@
     <w:qFormat/>
     <w:pPr>
       <w:spacing w:before="0" w:after="60" w:line="240" w:lineRule="auto"/>
+      <w:jc w:val="left"/>
     </w:pPr>
     <w:rPr>
       <w:rFonts w:ascii="Times New Roman" w:hAnsi="Times New Roman" w:eastAsia="Times New Roman" w:cs="Times New Roman"/>
@@ -1722,11 +1737,12 @@
     <w:pPr>
       <w:spacing w:before="0" w:after="280" w:line="240" w:lineRule="auto"/>
       <w:ind w:left="284" w:right="284"/>
+      <w:jc w:val="both"/>
     </w:pPr>
     <w:rPr>
       <w:rFonts w:ascii="Times New Roman" w:hAnsi="Times New Roman" w:eastAsia="Times New Roman" w:cs="Times New Roman"/>
-      <w:sz w:val="22"/>
-      <w:szCs w:val="22"/>
+      <w:sz w:val="20"/>
+      <w:szCs w:val="20"/>
     </w:rPr>
   </w:style>
   <w:style w:type="paragraph" w:customStyle="1" w:styleId="SourceCode">

--- a/submission/PeakATail_supplementary.docx
+++ b/submission/PeakATail_supplementary.docx
@@ -69,7 +69,49 @@
         <w:t xml:space="preserve"> </w:t>
       </w:r>
       <w:r>
-        <w:t xml:space="preserve">Clip rates where a verified value exists. The genome-wide qualifying rate on PBMC 10k v3 is 0.5730% (3,195,067 / 557,564,408 accepted cell-barcoded reads), the corrected constant, superseding the 1.152% docstring figure. Hatched bars are the caller's head-sample QC estimator (first 200,000 cell-barcoded reads of a coordinate-sorted BAM), which reads 2.2565% on PBMC where its own criteria measure 0.5364% genome-wide (~4.2× head bias): estimator values are comparable only with each other, never with the genome-wide bar. pbmc4k's estimator value is 1.64× donor 1's: the evidence channel is richer on donor 2. Cohort scope: 17 GSM libraries = 14 patients; the pre-registered primary excludes MetBone (15 GSMs = 12 patients); cells shown are the Stage-3 curated set (29,063) and its label-confirmed subset (18,651; 64.2%), not a CellRanger estimate.</w:t>
+        <w:t xml:space="preserve">Clip rates where a verified value exists. The genome-wide qualifying rate on PBMC 10k v3 is 0.5730% (3,195,067 / 557,564,408 accepted cell-barcoded reads), the corrected constant, superseding the 1.152% docstring figure. Hatched bars are the v2 caller's head-sample QC estimator (first 200,000 cell-barcoded reads of a coordinate-sorted BAM; tool issue #99 §2, whose default has since changed on</w:t>
+      </w:r>
+      <w:r>
+        <w:t xml:space="preserve"> </w:t>
+      </w:r>
+      <w:r>
+        <w:rPr>
+          <w:rStyle w:val="VerbatimChar"/>
+        </w:rPr>
+        <w:t xml:space="preserve">develop</w:t>
+      </w:r>
+      <w:r>
+        <w:t xml:space="preserve"> </w:t>
+      </w:r>
+      <w:r>
+        <w:t xml:space="preserve">to an exact in-pass count,</w:t>
+      </w:r>
+      <w:r>
+        <w:t xml:space="preserve"> </w:t>
+      </w:r>
+      <w:r>
+        <w:rPr>
+          <w:rStyle w:val="VerbatimChar"/>
+        </w:rPr>
+        <w:t xml:space="preserve">--clip-rate-sampling pass</w:t>
+      </w:r>
+      <w:r>
+        <w:t xml:space="preserve">, merged in PR #100, with</w:t>
+      </w:r>
+      <w:r>
+        <w:t xml:space="preserve"> </w:t>
+      </w:r>
+      <w:r>
+        <w:rPr>
+          <w:rStyle w:val="VerbatimChar"/>
+        </w:rPr>
+        <w:t xml:space="preserve">head</w:t>
+      </w:r>
+      <w:r>
+        <w:t xml:space="preserve"> </w:t>
+      </w:r>
+      <w:r>
+        <w:t xml:space="preserve">retained as the v2 behaviour), which reads 2.2565% on PBMC where its own criteria measure 0.5364% genome-wide (~4.2× head bias): estimator values are comparable only with each other, never with the genome-wide bar. pbmc4k's estimator value is 1.64× donor 1's: the evidence channel is richer on donor 2. Cohort scope: 17 GSM libraries = 14 patients; the pre-registered primary excludes MetBone (15 GSMs = 12 patients); cells shown are the Stage-3 curated set (29,063) and its label-confirmed subset (18,651; 64.2%), not a CellRanger estimate.</w:t>
       </w:r>
     </w:p>
     <w:p>
@@ -828,7 +870,34 @@
         <w:t xml:space="preserve">6954082d</w:t>
       </w:r>
       <w:r>
-        <w:t xml:space="preserve">, unmerged branch).</w:t>
+        <w:t xml:space="preserve">, an unmerged branch when it was scored; merged to</w:t>
+      </w:r>
+      <w:r>
+        <w:t xml:space="preserve"> </w:t>
+      </w:r>
+      <w:r>
+        <w:rPr>
+          <w:rStyle w:val="VerbatimChar"/>
+        </w:rPr>
+        <w:t xml:space="preserve">develop</w:t>
+      </w:r>
+      <w:r>
+        <w:t xml:space="preserve"> </w:t>
+      </w:r>
+      <w:r>
+        <w:t xml:space="preserve">on 4 September 2026 as PR #100, merge commit</w:t>
+      </w:r>
+      <w:r>
+        <w:t xml:space="preserve"> </w:t>
+      </w:r>
+      <w:r>
+        <w:rPr>
+          <w:rStyle w:val="VerbatimChar"/>
+        </w:rPr>
+        <w:t xml:space="preserve">b25843cc</w:t>
+      </w:r>
+      <w:r>
+        <w:t xml:space="preserve">, after every value on this figure was recorded).</w:t>
       </w:r>
       <w:r>
         <w:t xml:space="preserve"> </w:t>
@@ -960,7 +1029,22 @@
         <w:t xml:space="preserve"> </w:t>
       </w:r>
       <w:r>
-        <w:t xml:space="preserve">The reliability axis on the PBMC 10k v3 ≥2-molecule output: atlas-agreement precision beside Kinnex x3p long-read concordance at ≥5 and ≥20 UMI and the fraction of calls sitting at a Kinnex internal-priming decoy (lower is better). The four bars are not at equal call count and a fraction-of-calls read-out falls with n, so the flagless bar is read against matched-budget, matched-precision and matched-recall controls computed on the same scorer. Caveats that travel: v1 → v2 is a bug fix, not an accuracy gain, because PBMC atlas-agreement precision falls 0.0105 and Kinnex concordance falls with it, and it must be drawn and quoted as a correctness change; the flagless comparison (panels b, c, g) is not pre-registered and exists on PBMC 10k v3 only, so quote it as "what changes for a user who types nothing", never as a gain over the manuscript arm; prime is an unmerged branch that cannot retroactively become the pre-registered default, and nothing on this figure changes a manuscript number; atlas precision is atlas agreement, not truth; Kinnex truth is from donors other than either PBMC library and the two mouse libraries have no long-read truth, so panel g is human-only; shipped and v1 were never run on pbmc4k and no such run was fabricated; shipped cannot be ranked by clip molecules and therefore has no ≥2-molecule arm anywhere on this figure, which is a property of the pre-Stage-1 caller and not a gap in the benchmark; wall time is not comparable across version sets (v2 concurrent, prime sequential with BLAS pinned to one thread); peak RSS is.</w:t>
+        <w:t xml:space="preserve">The reliability axis on the PBMC 10k v3 ≥2-molecule output: atlas-agreement precision beside Kinnex x3p long-read concordance at ≥5 and ≥20 UMI and the fraction of calls sitting at a Kinnex internal-priming decoy (lower is better). The four bars are not at equal call count and a fraction-of-calls read-out falls with n, so the flagless bar is read against matched-budget, matched-precision and matched-recall controls computed on the same scorer. Caveats that travel: v1 → v2 is a bug fix, not an accuracy gain, because PBMC atlas-agreement precision falls 0.0105 and Kinnex concordance falls with it, and it must be drawn and quoted as a correctness change; the flagless comparison (panels b, c, g) is not pre-registered and exists on PBMC 10k v3 only, so quote it as "what changes for a user who types nothing", never as a gain over the manuscript arm; prime has since been merged to</w:t>
+      </w:r>
+      <w:r>
+        <w:t xml:space="preserve"> </w:t>
+      </w:r>
+      <w:r>
+        <w:rPr>
+          <w:rStyle w:val="VerbatimChar"/>
+        </w:rPr>
+        <w:t xml:space="preserve">develop</w:t>
+      </w:r>
+      <w:r>
+        <w:t xml:space="preserve"> </w:t>
+      </w:r>
+      <w:r>
+        <w:t xml:space="preserve">(PR #100, 4 September 2026) and versioned 0.3.0, but that merge post-dates the freeze and cannot retroactively become this paper's pre-registered default, and nothing on this figure changes a manuscript number; atlas precision is atlas agreement, not truth; Kinnex truth is from donors other than either PBMC library and the two mouse libraries have no long-read truth, so panel g is human-only; shipped and v1 were never run on pbmc4k and no such run was fabricated; shipped cannot be ranked by clip molecules and therefore has no ≥2-molecule arm anywhere on this figure, which is a property of the pre-Stage-1 caller and not a gap in the benchmark; wall time is not comparable across version sets (v2 concurrent, prime sequential with BLAS pinned to one thread); peak RSS is.</w:t>
       </w:r>
     </w:p>
     <w:p>
